--- a/L2B-System-Entry/CiC_L2B_Builder_Role_Description_V1_0.docx
+++ b/L2B-System-Entry/CiC_L2B_Builder_Role_Description_V1_0.docx
@@ -719,35 +719,6 @@
           <w:szCs w:val="18"/>
         </w:rPr>
         <w:t xml:space="preserve">This role description was produced at the completion of the V7 governance and build document construction cycle. It encodes the production discipline and failure modes observed in that cycle, so that builder threads begin with an honest account of what the role requires and where it goes wrong.</w:t>
-      </w:r>
-    </w:p>
-    <w:p>
-      <w:pPr>
-        <w:spacing w:before="240" w:after="80"/>
-      </w:pPr>
-      <w:r>
-        <w:rPr>
-          <w:rFonts w:ascii="Arial" w:cs="Arial" w:eastAsia="Arial" w:hAnsi="Arial"/>
-          <w:b/>
-          <w:bCs/>
-          <w:sz w:val="20"/>
-          <w:szCs w:val="20"/>
-        </w:rPr>
-        <w:t>Version History</w:t>
-      </w:r>
-    </w:p>
-    <w:p>
-      <w:pPr>
-        <w:spacing w:after="80"/>
-      </w:pPr>
-      <w:r>
-        <w:rPr>
-          <w:i/>
-          <w:iCs/>
-          <w:sz w:val="19"/>
-          <w:szCs w:val="19"/>
-        </w:rPr>
-        <w:t xml:space="preserve">v1.0 — Initial production at the completion of the V7 governance and build document construction cycle. Defines the builder role: precision craftsperson, fidelity to the prompt/template/evidence, the production discipline, the three anti-patterns (confabulation, scope creep, thin inhabitation), and the boundaries of the role. No contamination found on review — zero world or Representative name references. Renamed from CiC_Builder_Role_Description_v1_0.docx to CiC_L2B_Builder_Role_Description_V1_0.docx as part of the Level 2 sublayer naming convention (2B — System Entry). No content changes; rename only.</w:t>
       </w:r>
     </w:p>
     <w:p>
